--- a/Do pchania gitbasha.docx
+++ b/Do pchania gitbasha.docx
@@ -41,6 +41,38 @@
     <w:p>
       <w:r>
         <w:t xml:space="preserve">git </w:t>
+      </w:r>
+      <w:proofErr w:type="spellStart"/>
+      <w:r>
+        <w:t>push</w:t>
+      </w:r>
+      <w:proofErr w:type="spellEnd"/>
+    </w:p>
+    <w:p/>
+    <w:p>
+      <w:r>
+        <w:t>lub szybszy sposób</w:t>
+      </w:r>
+    </w:p>
+    <w:p>
+      <w:r>
+        <w:t xml:space="preserve">git </w:t>
+      </w:r>
+      <w:proofErr w:type="spellStart"/>
+      <w:r>
+        <w:t>add</w:t>
+      </w:r>
+      <w:proofErr w:type="spellEnd"/>
+      <w:r>
+        <w:t xml:space="preserve"> . &amp;&amp; git </w:t>
+      </w:r>
+      <w:proofErr w:type="spellStart"/>
+      <w:r>
+        <w:t>commit</w:t>
+      </w:r>
+      <w:proofErr w:type="spellEnd"/>
+      <w:r>
+        <w:t xml:space="preserve"> -m "aktualizacja strony" &amp;&amp; git </w:t>
       </w:r>
       <w:proofErr w:type="spellStart"/>
       <w:r>
@@ -661,7 +693,6 @@
   <w:style w:type="character" w:default="1" w:styleId="Domylnaczcionkaakapitu">
     <w:name w:val="Default Paragraph Font"/>
     <w:uiPriority w:val="1"/>
-    <w:semiHidden/>
     <w:unhideWhenUsed/>
   </w:style>
   <w:style w:type="table" w:default="1" w:styleId="Standardowy">
